--- a/binder_source_ordered/301_S3_3.1_Governance_Safeguards_Control_Architecture_and_Operational_Enforcement_Foundations.docx
+++ b/binder_source_ordered/301_S3_3.1_Governance_Safeguards_Control_Architecture_and_Operational_Enforcement_Foundations.docx
@@ -2143,7 +2143,7 @@
                 <w:color w:val="1F2937"/>
                 <w:sz w:val="16"/>
               </w:rPr>
-              <w:t>Overcontrol produces bypass or undercontrol produces false assurance.</w:t>
+              <w:t>Overcontrol produces bypass or undercontrol produces false confidence.</w:t>
             </w:r>
           </w:p>
         </w:tc>
@@ -3239,7 +3239,7 @@
                 <w:color w:val="1F2937"/>
                 <w:sz w:val="16"/>
               </w:rPr>
-              <w:t>If absent, temporary uncertainty becomes broad assurance.</w:t>
+              <w:t>If absent, temporary uncertainty becomes broad confidence.</w:t>
             </w:r>
           </w:p>
         </w:tc>
@@ -4984,7 +4984,7 @@
                 <w:color w:val="1F2937"/>
                 <w:sz w:val="16"/>
               </w:rPr>
-              <w:t>Can internal uncertainty leak into external assurance?</w:t>
+              <w:t>Can internal uncertainty leak into external confidence?</w:t>
             </w:r>
           </w:p>
         </w:tc>
@@ -5883,7 +5883,7 @@
                 <w:color w:val="1F2937"/>
                 <w:sz w:val="16"/>
               </w:rPr>
-              <w:t>Internal status becomes unsupported assurance.</w:t>
+              <w:t>Internal status becomes unsupported confidence.</w:t>
             </w:r>
           </w:p>
         </w:tc>
@@ -7203,7 +7203,7 @@
                 <w:color w:val="1F2937"/>
                 <w:sz w:val="16"/>
               </w:rPr>
-              <w:t>Prevents weak evidence from supporting assurance.</w:t>
+              <w:t>Prevents weak evidence from supporting confidence.</w:t>
             </w:r>
           </w:p>
         </w:tc>
@@ -8359,7 +8359,7 @@
                 <w:color w:val="1F2937"/>
                 <w:sz w:val="16"/>
               </w:rPr>
-              <w:t>Qualified role approves external or executive assurance language.</w:t>
+              <w:t>Qualified role approves external or executive confidence language.</w:t>
             </w:r>
           </w:p>
         </w:tc>
@@ -8991,7 +8991,7 @@
                 <w:color w:val="1F2937"/>
                 <w:sz w:val="16"/>
               </w:rPr>
-              <w:t>Escalate when evidence affects assurance or external reliance.</w:t>
+              <w:t>Escalate when evidence affects confidence or external reliance.</w:t>
             </w:r>
           </w:p>
         </w:tc>
@@ -12504,7 +12504,7 @@
                 <w:color w:val="1F2937"/>
                 <w:sz w:val="16"/>
               </w:rPr>
-              <w:t>Generated language may imply assurance beyond evidence.</w:t>
+              <w:t>Generated language may imply confidence beyond evidence.</w:t>
             </w:r>
           </w:p>
         </w:tc>
@@ -13473,7 +13473,7 @@
                 <w:color w:val="1F2937"/>
                 <w:sz w:val="16"/>
               </w:rPr>
-              <w:t>Internal AI summary becomes external assurance.</w:t>
+              <w:t>Internal AI summary becomes external confidence.</w:t>
             </w:r>
           </w:p>
         </w:tc>
@@ -15284,7 +15284,7 @@
                 <w:color w:val="1F2937"/>
                 <w:sz w:val="16"/>
               </w:rPr>
-              <w:t>Dashboard becomes assurance signal without review.</w:t>
+              <w:t>Dashboard becomes confidence signal without review.</w:t>
             </w:r>
           </w:p>
         </w:tc>
@@ -15837,7 +15837,7 @@
                 <w:color w:val="1F2937"/>
                 <w:sz w:val="16"/>
               </w:rPr>
-              <w:t>Prevents premature external or executive assurance during uncertainty.</w:t>
+              <w:t>Prevents premature external or executive confidence during uncertainty.</w:t>
             </w:r>
           </w:p>
         </w:tc>
@@ -16608,7 +16608,7 @@
                 <w:color w:val="1F2937"/>
                 <w:sz w:val="16"/>
               </w:rPr>
-              <w:t>Evidence cannot support assurance after recovery.</w:t>
+              <w:t>Evidence cannot support confidence after recovery.</w:t>
             </w:r>
           </w:p>
         </w:tc>
@@ -20673,7 +20673,7 @@
                 <w:color w:val="1F2937"/>
                 <w:sz w:val="16"/>
               </w:rPr>
-              <w:t>Assurance or review may rest on weak foundation.</w:t>
+              <w:t>Confidence or review may rest on weak foundation.</w:t>
             </w:r>
           </w:p>
         </w:tc>
@@ -21121,7 +21121,7 @@
                 <w:color w:val="1F2937"/>
                 <w:sz w:val="16"/>
               </w:rPr>
-              <w:t>Operational information becomes assurance or trust signal.</w:t>
+              <w:t>Operational information becomes confidence or trust signal.</w:t>
             </w:r>
           </w:p>
         </w:tc>
@@ -24171,7 +24171,7 @@
                 <w:color w:val="1F2937"/>
                 <w:sz w:val="16"/>
               </w:rPr>
-              <w:t>Control cannot support review or assurance.</w:t>
+              <w:t>Control cannot support review or confidence.</w:t>
             </w:r>
           </w:p>
         </w:tc>
@@ -25000,7 +25000,7 @@
                 <w:color w:val="1F2937"/>
                 <w:sz w:val="16"/>
               </w:rPr>
-              <w:t>Assurance rests on transformed artifact.</w:t>
+              <w:t>Confidence rests on transformed artifact.</w:t>
             </w:r>
           </w:p>
         </w:tc>
@@ -26181,7 +26181,7 @@
                 <w:color w:val="1F2937"/>
                 <w:sz w:val="16"/>
               </w:rPr>
-              <w:t>Does audience interpret output as assurance or trust signal?</w:t>
+              <w:t>Does audience interpret output as confidence or trust signal?</w:t>
             </w:r>
           </w:p>
         </w:tc>
